--- a/cv/pt-br/Rafael Veneroso Morici - Curriculo.docx
+++ b/cv/pt-br/Rafael Veneroso Morici - Curriculo.docx
@@ -184,7 +184,6 @@
         <w:pStyle w:val="Commarcadores"/>
       </w:pPr>
       <w:r>
-        <w:lastRenderedPageBreak/>
         <w:t>Serviço de pagamentos: cobrança via Pix, boleto e cartão de crédito, com abstração sobre múltiplos provedores (Asaas e Inter), isolamento de dados por aplicação via API Key e webhooks assinados.</w:t>
       </w:r>
     </w:p>
@@ -193,6 +192,7 @@
         <w:pStyle w:val="Commarcadores"/>
       </w:pPr>
       <w:r>
+        <w:lastRenderedPageBreak/>
         <w:t>Serviço de identidade centralizado (autenticação e autorização) consumido por todas as aplicações do ecossistema.</w:t>
       </w:r>
     </w:p>
@@ -389,7 +389,7 @@
         <w:pStyle w:val="Ttulo2"/>
       </w:pPr>
       <w:r>
-        <w:t>CERTIFICAÇÕES</w:t>
+        <w:t>CERTIFICAÇÕES E CURSOS</w:t>
       </w:r>
     </w:p>
     <w:p>
@@ -406,6 +406,14 @@
       </w:pPr>
       <w:r>
         <w:t>AZ-900: Microsoft Azure Fundamentals — em preparação</w:t>
+      </w:r>
+    </w:p>
+    <w:p>
+      <w:pPr>
+        <w:pStyle w:val="Commarcadores"/>
+      </w:pPr>
+      <w:r>
+        <w:t>PHP — curso de desenvolvimento web</w:t>
       </w:r>
     </w:p>
     <w:p>
@@ -615,31 +623,31 @@
       </w:rPr>
     </w:lvl>
   </w:abstractNum>
-  <w:num w:numId="1" w16cid:durableId="782772717">
+  <w:num w:numId="1" w16cid:durableId="2086488103">
     <w:abstractNumId w:val="8"/>
   </w:num>
-  <w:num w:numId="2" w16cid:durableId="793645429">
+  <w:num w:numId="2" w16cid:durableId="375543873">
     <w:abstractNumId w:val="6"/>
   </w:num>
-  <w:num w:numId="3" w16cid:durableId="794104144">
+  <w:num w:numId="3" w16cid:durableId="72625104">
     <w:abstractNumId w:val="5"/>
   </w:num>
-  <w:num w:numId="4" w16cid:durableId="1235554484">
+  <w:num w:numId="4" w16cid:durableId="900557030">
     <w:abstractNumId w:val="4"/>
   </w:num>
-  <w:num w:numId="5" w16cid:durableId="65956297">
+  <w:num w:numId="5" w16cid:durableId="54007770">
     <w:abstractNumId w:val="7"/>
   </w:num>
-  <w:num w:numId="6" w16cid:durableId="1475874013">
+  <w:num w:numId="6" w16cid:durableId="1342002884">
     <w:abstractNumId w:val="3"/>
   </w:num>
-  <w:num w:numId="7" w16cid:durableId="1229613872">
+  <w:num w:numId="7" w16cid:durableId="833186612">
     <w:abstractNumId w:val="2"/>
   </w:num>
-  <w:num w:numId="8" w16cid:durableId="1178694242">
+  <w:num w:numId="8" w16cid:durableId="2030249996">
     <w:abstractNumId w:val="1"/>
   </w:num>
-  <w:num w:numId="9" w16cid:durableId="635984924">
+  <w:num w:numId="9" w16cid:durableId="361132637">
     <w:abstractNumId w:val="0"/>
   </w:num>
 </w:numbering>
@@ -1036,7 +1044,7 @@
     <w:qFormat/>
     <w:rsid w:val="00FC693F"/>
     <w:pPr>
-      <w:spacing w:after="60"/>
+      <w:spacing w:after="50"/>
     </w:pPr>
     <w:rPr>
       <w:rFonts w:ascii="Calibri" w:hAnsi="Calibri"/>
@@ -1078,7 +1086,7 @@
     <w:pPr>
       <w:keepNext/>
       <w:keepLines/>
-      <w:spacing w:before="160" w:after="40"/>
+      <w:spacing w:before="140" w:after="40"/>
       <w:outlineLvl w:val="1"/>
     </w:pPr>
     <w:rPr>

--- a/cv/pt-br/Rafael Veneroso Morici - Curriculo.docx
+++ b/cv/pt-br/Rafael Veneroso Morici - Curriculo.docx
@@ -136,7 +136,7 @@
         <w:rPr>
           <w:b w:val="0"/>
         </w:rPr>
-        <w:t>Inteligência Artificial: agentes de IA (Claude Code) aplicados ao ciclo de desenvolvimento, LLMs, vibe coding, Model Context Protocol (MCP), automação de engenharia de software</w:t>
+        <w:t>Inteligência Artificial: agentes de IA (Claude Code, GitHub Copilot) aplicados ao ciclo de desenvolvimento, LLMs, vibe coding, Model Context Protocol (MCP), automação de engenharia de software</w:t>
       </w:r>
     </w:p>
     <w:p>

--- a/cv/pt-br/Rafael Veneroso Morici - Curriculo.docx
+++ b/cv/pt-br/Rafael Veneroso Morici - Curriculo.docx
@@ -441,7 +441,7 @@
         <w:rPr>
           <w:b w:val="0"/>
         </w:rPr>
-        <w:t>Construção, do zero, do ERP que passou a controlar a operação de uma empresa de mais de 100 funcionários, depois de tentativas frustradas de implantar SAP e TOTVS.</w:t>
+        <w:t>Construção, do zero, do ERP que passou a controlar a operação de uma empresa de mais de 100 funcionários, depois de tentativas frustradas de implantar ERPs de mercado.</w:t>
       </w:r>
     </w:p>
     <w:p>

--- a/cv/pt-br/Rafael Veneroso Morici - Curriculo.docx
+++ b/cv/pt-br/Rafael Veneroso Morici - Curriculo.docx
@@ -191,6 +191,28 @@
           <w:b w:val="0"/>
         </w:rPr>
         <w:t>Modelagem e evolução do banco de dados relacional (SQL Server e PostgreSQL) do novo sistema, com os serviços hospedados em Microsoft Azure.</w:t>
+      </w:r>
+    </w:p>
+    <w:p>
+      <w:pPr>
+        <w:pStyle w:val="ListBullet"/>
+      </w:pPr>
+      <w:r>
+        <w:rPr>
+          <w:b w:val="0"/>
+        </w:rPr>
+        <w:t>Criação de seis skills de IA (Claude Code) que automatizam o ciclo de desenvolvimento do time: quatro geram entidades, repositórios, controllers e testes unitários a partir da descrição do modelo; uma valida o modelo contra os scripts SQL de criação das tabelas e apresenta ao desenvolvedor as inconsistências com as opções de correção; e uma apoia a resolução de conflitos de merge.</w:t>
+      </w:r>
+    </w:p>
+    <w:p>
+      <w:pPr>
+        <w:pStyle w:val="ListBullet"/>
+      </w:pPr>
+      <w:r>
+        <w:rPr>
+          <w:b w:val="0"/>
+        </w:rPr>
+        <w:t>As skills aprendem a cada execução e se aprimoram sozinhas, reduzindo o retrabalho nas rodadas seguintes.</w:t>
       </w:r>
     </w:p>
     <w:p>

--- a/cv/pt-br/Rafael Veneroso Morici - Curriculo.docx
+++ b/cv/pt-br/Rafael Veneroso Morici - Curriculo.docx
@@ -201,18 +201,7 @@
         <w:rPr>
           <w:b w:val="0"/>
         </w:rPr>
-        <w:t>Criação de seis skills de IA (Claude Code) que automatizam o ciclo de desenvolvimento do time: quatro geram entidades, repositórios, controllers e testes unitários a partir da descrição do modelo; uma valida o modelo contra os scripts SQL de criação das tabelas e apresenta ao desenvolvedor as inconsistências com as opções de correção; e uma apoia a resolução de conflitos de merge.</w:t>
-      </w:r>
-    </w:p>
-    <w:p>
-      <w:pPr>
-        <w:pStyle w:val="ListBullet"/>
-      </w:pPr>
-      <w:r>
-        <w:rPr>
-          <w:b w:val="0"/>
-        </w:rPr>
-        <w:t>As skills aprendem a cada execução e se aprimoram sozinhas, reduzindo o retrabalho nas rodadas seguintes.</w:t>
+        <w:t>Criação de seis skills de IA (Claude Code) que, a partir da descrição do modelo, geram entidades, repositórios, controllers e testes unitários, validam o modelo contra os scripts SQL das tabelas apontando inconsistências e correções, e apoiam a resolução de conflitos de merge — todas aprendem e se aprimoram a cada execução.</w:t>
       </w:r>
     </w:p>
     <w:p>
@@ -272,7 +261,7 @@
         <w:rPr>
           <w:b w:val="0"/>
         </w:rPr>
-        <w:t>Serviço de pagamentos: cobrança via Pix, boleto e cartão de crédito, com abstração sobre múltiplos provedores (Asaas e Inter), isolamento de dados por aplicação via API Key e webhooks assinados.</w:t>
+        <w:t>Serviços de plataforma reutilizáveis: pagamentos (Pix, boleto e cartão, abstraindo Asaas e Inter, com isolamento por aplicação e webhooks assinados) e identidade centralizada, consumidos por todo o ecossistema.</w:t>
       </w:r>
     </w:p>
     <w:p>
@@ -283,29 +272,7 @@
         <w:rPr>
           <w:b w:val="0"/>
         </w:rPr>
-        <w:t>Serviço de identidade centralizado (autenticação e autorização) consumido por todas as aplicações do ecossistema.</w:t>
-      </w:r>
-    </w:p>
-    <w:p>
-      <w:pPr>
-        <w:pStyle w:val="ListBullet"/>
-      </w:pPr>
-      <w:r>
-        <w:rPr>
-          <w:b w:val="0"/>
-        </w:rPr>
-        <w:t>Esteira de CI/CD com GitHub Actions e ambientes segregados de desenvolvimento, homologação e produção.</w:t>
-      </w:r>
-    </w:p>
-    <w:p>
-      <w:pPr>
-        <w:pStyle w:val="ListBullet"/>
-      </w:pPr>
-      <w:r>
-        <w:rPr>
-          <w:b w:val="0"/>
-        </w:rPr>
-        <w:t>Uso de agentes de IA como ferramenta de engenharia em todo o ciclo: especificação, implementação, code review e deploy.</w:t>
+        <w:t>Esteira de CI/CD com GitHub Actions e ambientes segregados, com agentes de IA em todo o ciclo: especificação, implementação, code review e deploy.</w:t>
       </w:r>
     </w:p>
     <w:p>

--- a/cv/pt-br/Rafael Veneroso Morici - Curriculo.docx
+++ b/cv/pt-br/Rafael Veneroso Morici - Curriculo.docx
@@ -16,7 +16,7 @@
         <w:rPr>
           <w:b w:val="0"/>
         </w:rPr>
-        <w:t>Desenvolvedor de Software Sênior | .NET · C# · Azure · Modelagem de Domínio</w:t>
+        <w:t>Desenvolvedor de Software Sênior | .NET · C# · Azure · IA Aplicada</w:t>
       </w:r>
     </w:p>
     <w:p>
@@ -24,7 +24,7 @@
         <w:rPr>
           <w:b w:val="0"/>
         </w:rPr>
-        <w:t>Belo Horizonte, MG, Brasil — disponível para trabalho remoto</w:t>
+        <w:t>Belo Horizonte, MG — disponível para trabalho remoto | (31) 98239-5560 | rvenerosomorici@gmail.com</w:t>
       </w:r>
     </w:p>
     <w:p>
@@ -32,39 +32,7 @@
         <w:rPr>
           <w:b w:val="0"/>
         </w:rPr>
-        <w:t>Telefone: (31) 98239-5560</w:t>
-      </w:r>
-    </w:p>
-    <w:p>
-      <w:r>
-        <w:rPr>
-          <w:b w:val="0"/>
-        </w:rPr>
-        <w:t>E-mail: rvenerosomorici@gmail.com</w:t>
-      </w:r>
-    </w:p>
-    <w:p>
-      <w:r>
-        <w:rPr>
-          <w:b w:val="0"/>
-        </w:rPr>
-        <w:t>Currículo online: rvmtech.com.br</w:t>
-      </w:r>
-    </w:p>
-    <w:p>
-      <w:r>
-        <w:rPr>
-          <w:b w:val="0"/>
-        </w:rPr>
-        <w:t>LinkedIn: linkedin.com/in/rafael-veneroso-morici</w:t>
-      </w:r>
-    </w:p>
-    <w:p>
-      <w:r>
-        <w:rPr>
-          <w:b w:val="0"/>
-        </w:rPr>
-        <w:t>GitHub: github.com/Elfarrar</w:t>
+        <w:t>rvmtech.com.br | linkedin.com/in/rafael-veneroso-morici | github.com/Elfarrar</w:t>
       </w:r>
     </w:p>
     <w:p>
@@ -80,7 +48,7 @@
         <w:rPr>
           <w:b w:val="0"/>
         </w:rPr>
-        <w:t>Desenvolvedor de software com mais de 15 anos de experiência, construindo sistemas corporativos em C# e .NET de ponta a ponta — do modelo de domínio à publicação em produção. Atuo como referência técnica de time e já respondi pela liderança técnica de squad, participando das decisões de arquitetura e apoiando outros desenvolvedores. Atuação em ERP, sistemas bancários, gestão de pessoas e, atualmente, cálculo de emissão de carbono. Trabalho com Vertical Slice Architecture (VSA), arquitetura em camadas e Domain-Driven Design (DDD), APIs REST, Blazor, SQL Server e PostgreSQL, containerização com Docker e pipelines de CI/CD em Microsoft Azure e Google Cloud Platform. Inglês avançado, com atuação diária em time distribuído e cliente internacional.</w:t>
+        <w:t>Mais de 15 anos construindo sistemas corporativos em C# e .NET de ponta a ponta — do modelo de domínio à produção — em ERP, banco, gestão de pessoas e, hoje, cálculo de emissão de carbono. Referência técnica de time e ex-líder técnico de squad. Aplico agentes de IA no ciclo de desenvolvimento e curso pós-graduação em Engenharia de Software em IA Aplicada. Inglês avançado, em time distribuído com cliente internacional.</w:t>
       </w:r>
     </w:p>
     <w:p>
@@ -94,57 +62,57 @@
     <w:p>
       <w:r>
         <w:rPr>
+          <w:b/>
+        </w:rPr>
+        <w:t>Linguagens e Frameworks:</w:t>
+      </w:r>
+      <w:r>
+        <w:rPr>
           <w:b w:val="0"/>
         </w:rPr>
-        <w:t>Linguagens e Frameworks: C#, .NET, .NET Core, .NET 10, ASP.NET, ASP.NET Core MVC, Web API REST, Blazor (Server e WebAssembly), Entity Framework Core, WPF, WCF, Web Forms, Python, JavaScript, HTML5, CSS3, Angular</w:t>
+        <w:t xml:space="preserve"> C#, .NET 10, ASP.NET Core MVC, Web API REST, Blazor, Entity Framework Core, WPF, WCF, Python, JavaScript, Angular</w:t>
       </w:r>
     </w:p>
     <w:p>
       <w:r>
         <w:rPr>
+          <w:b/>
+        </w:rPr>
+        <w:t>Arquitetura e Métodos:</w:t>
+      </w:r>
+      <w:r>
+        <w:rPr>
           <w:b w:val="0"/>
         </w:rPr>
-        <w:t>Arquitetura: Vertical Slice Architecture (VSA), Domain-Driven Design (DDD), arquitetura em camadas, APIs REST, integração entre sistemas, serviços multi-tenant, autenticação e autorização (OAuth 2.0 / OpenID Connect)</w:t>
+        <w:t xml:space="preserve"> Vertical Slice Architecture (VSA), Domain-Driven Design (DDD), camadas, APIs REST, multi-tenant, OAuth 2.0 / OIDC, Scrum, Kanban, code review, testes</w:t>
       </w:r>
     </w:p>
     <w:p>
       <w:r>
         <w:rPr>
+          <w:b/>
+        </w:rPr>
+        <w:t>Cloud, DevOps e Dados:</w:t>
+      </w:r>
+      <w:r>
+        <w:rPr>
           <w:b w:val="0"/>
         </w:rPr>
-        <w:t>Cloud e DevOps: Microsoft Azure, Google Cloud Platform (GCP), Docker, Jenkins, GitHub Actions, CI/CD, Git, Nginx, Linux</w:t>
+        <w:t xml:space="preserve"> Azure, Google Cloud, Docker, GitHub Actions, Jenkins, CI/CD, Git, Nginx, Linux · SQL Server, PostgreSQL, MySQL, T-SQL</w:t>
       </w:r>
     </w:p>
     <w:p>
       <w:r>
         <w:rPr>
-          <w:b w:val="0"/>
+          <w:b/>
         </w:rPr>
-        <w:t>Banco de Dados: SQL Server, PostgreSQL, MySQL, T-SQL</w:t>
+        <w:t>Inteligência Artificial:</w:t>
       </w:r>
-    </w:p>
-    <w:p>
       <w:r>
         <w:rPr>
           <w:b w:val="0"/>
         </w:rPr>
-        <w:t>Plataformas e CMS: Sitefinity</w:t>
-      </w:r>
-    </w:p>
-    <w:p>
-      <w:r>
-        <w:rPr>
-          <w:b w:val="0"/>
-        </w:rPr>
-        <w:t>Inteligência Artificial: agentes de IA (Claude Code, GitHub Copilot) aplicados ao ciclo de desenvolvimento, LLMs, vibe coding, Model Context Protocol (MCP), automação de engenharia de software</w:t>
-      </w:r>
-    </w:p>
-    <w:p>
-      <w:r>
-        <w:rPr>
-          <w:b w:val="0"/>
-        </w:rPr>
-        <w:t>Metodologias: Scrum, Kanban, Jira, Code Review, Testes Automatizados</w:t>
+        <w:t xml:space="preserve"> agentes de IA (Claude Code, GitHub Copilot) no ciclo de desenvolvimento, LLMs, RAG, Model Context Protocol (MCP)</w:t>
       </w:r>
     </w:p>
     <w:p>
@@ -160,15 +128,13 @@
         <w:rPr>
           <w:b/>
         </w:rPr>
-        <w:t>Marlabs — Belo Horizonte, MG (remoto)</w:t>
+        <w:t>Marlabs</w:t>
       </w:r>
-    </w:p>
-    <w:p>
       <w:r>
         <w:rPr>
           <w:b w:val="0"/>
         </w:rPr>
-        <w:t>Desenvolvedor Sênior — alocado no cliente UL Solutions | jun/2026 – atual</w:t>
+        <w:t xml:space="preserve"> — Desenvolvedor Sênior, alocado no cliente UL Solutions | remoto | jun/2026 – atual</w:t>
       </w:r>
     </w:p>
     <w:p>
@@ -179,7 +145,7 @@
         <w:rPr>
           <w:b w:val="0"/>
         </w:rPr>
-        <w:t>Desenvolvimento da nova plataforma de cálculo de emissão de gases de efeito estufa (pegada de carbono) em C# e .NET com APIs REST, destinada a substituir o sistema legado que atende os grandes clientes da UL Solutions.</w:t>
+        <w:t>Nova plataforma de cálculo de emissão de gases de efeito estufa em C# e .NET com APIs REST, substituindo o legado que atende os grandes clientes da UL Solutions; modelagem do banco (SQL Server, PostgreSQL) e serviços em Azure.</w:t>
       </w:r>
     </w:p>
     <w:p>
@@ -190,7 +156,21 @@
         <w:rPr>
           <w:b w:val="0"/>
         </w:rPr>
-        <w:t>Modelagem e evolução do banco de dados relacional (SQL Server e PostgreSQL) do novo sistema, com os serviços hospedados em Microsoft Azure.</w:t>
+        <w:t>Seis skills de IA (Claude Code) que geram entidades, repositórios, controllers e testes a partir do modelo, validam o modelo contra os scripts SQL e apoiam conflitos de merge — aprendendo a cada execução.</w:t>
+      </w:r>
+    </w:p>
+    <w:p>
+      <w:r>
+        <w:rPr>
+          <w:b/>
+        </w:rPr>
+        <w:t>Projetos Independentes — Ecossistema RVM</w:t>
+      </w:r>
+      <w:r>
+        <w:rPr>
+          <w:b w:val="0"/>
+        </w:rPr>
+        <w:t xml:space="preserve"> — Desenvolvedor de Software | fev/2026 – jun/2026</w:t>
       </w:r>
     </w:p>
     <w:p>
@@ -201,7 +181,7 @@
         <w:rPr>
           <w:b w:val="0"/>
         </w:rPr>
-        <w:t>Criação de seis skills de IA (Claude Code) que, a partir da descrição do modelo, geram entidades, repositórios, controllers e testes unitários, validam o modelo contra os scripts SQL das tabelas apontando inconsistências e correções, e apoiam a resolução de conflitos de merge — todas aprendem e se aprimoram a cada execução.</w:t>
+        <w:t>Ecossistema .NET 10 do zero até produção em Vertical Slice Architecture, com Blazor Server, EF Core e PostgreSQL, em VPS Linux com Docker, Nginx e CI/CD no GitHub Actions.</w:t>
       </w:r>
     </w:p>
     <w:p>
@@ -212,7 +192,7 @@
         <w:rPr>
           <w:b w:val="0"/>
         </w:rPr>
-        <w:t>Atuação em time distribuído internacional, com cerimônias, code review e documentação em inglês.</w:t>
+        <w:t>ERPAgro: ERP para o pequeno produtor rural operado por WhatsApp em linguagem natural (camada MCP), gerando o LCDPR; mais serviços de pagamento (Pix, boleto, cartão) e identidade centralizada.</w:t>
       </w:r>
     </w:p>
     <w:p>
@@ -220,15 +200,13 @@
         <w:rPr>
           <w:b/>
         </w:rPr>
-        <w:t>Projetos Independentes — Ecossistema RVM</w:t>
+        <w:t>Questrade</w:t>
       </w:r>
-    </w:p>
-    <w:p>
       <w:r>
         <w:rPr>
           <w:b w:val="0"/>
         </w:rPr>
-        <w:t>Desenvolvedor de Software | fev/2026 – jun/2026</w:t>
+        <w:t xml:space="preserve"> — Programador Sênior | Belo Horizonte, MG | jun/2019 – jan/2026</w:t>
       </w:r>
     </w:p>
     <w:p>
@@ -239,7 +217,7 @@
         <w:rPr>
           <w:b w:val="0"/>
         </w:rPr>
-        <w:t>Concepção e implementação, do zero até produção, de um ecossistema de aplicações em Vertical Slice Architecture (VSA), com .NET 10, Blazor Server, Entity Framework Core e PostgreSQL, publicado em VPS Linux com Docker, Nginx e SSL.</w:t>
+        <w:t>Sistemas web do banco em C# e .NET sobre o CMS Sitefinity, que sustentaram picos de mais de 10 mil aberturas de conta por dia durante a pandemia.</w:t>
       </w:r>
     </w:p>
     <w:p>
@@ -250,7 +228,7 @@
         <w:rPr>
           <w:b w:val="0"/>
         </w:rPr>
-        <w:t>ERPAgro: ERP vertical para o pequeno produtor rural, operado por WhatsApp em linguagem natural (camada MCP) e complementado por painel administrativo web; gera o LCDPR para a contabilidade do produtor.</w:t>
+        <w:t>Referência técnica do time de 6 desenvolvedores após 1 ano de casa: decisões de arquitetura, apoio em problemas complexos e condução de code review.</w:t>
       </w:r>
     </w:p>
     <w:p>
@@ -261,7 +239,21 @@
         <w:rPr>
           <w:b w:val="0"/>
         </w:rPr>
-        <w:t>Serviços de plataforma reutilizáveis: pagamentos (Pix, boleto e cartão, abstraindo Asaas e Inter, com isolamento por aplicação e webhooks assinados) e identidade centralizada, consumidos por todo o ecossistema.</w:t>
+        <w:t>Responsável técnico pelos sistemas de afiliados e parceiros (50+ ativos): comissionamento, APIs REST e integrações, em setor financeiro regulado, com comunicação diária em inglês com o Canadá.</w:t>
+      </w:r>
+    </w:p>
+    <w:p>
+      <w:r>
+        <w:rPr>
+          <w:b/>
+        </w:rPr>
+        <w:t>Mereo</w:t>
+      </w:r>
+      <w:r>
+        <w:rPr>
+          <w:b w:val="0"/>
+        </w:rPr>
+        <w:t xml:space="preserve"> — Programador Sênior / Líder Técnico | Belo Horizonte, MG | jul/2018 – jun/2019</w:t>
       </w:r>
     </w:p>
     <w:p>
@@ -272,7 +264,7 @@
         <w:rPr>
           <w:b w:val="0"/>
         </w:rPr>
-        <w:t>Esteira de CI/CD com GitHub Actions e ambientes segregados, com agentes de IA em todo o ciclo: especificação, implementação, code review e deploy.</w:t>
+        <w:t>Liderança técnica de 3 desenvolvedores e 1 QA no módulo de avaliação de desempenho de um SaaS de gestão de RH (nine box e planos de sucessão), em C# com ASP.NET, Angular 2 e SQL Server.</w:t>
       </w:r>
     </w:p>
     <w:p>
@@ -280,15 +272,13 @@
         <w:rPr>
           <w:b/>
         </w:rPr>
-        <w:t>Questrade — Belo Horizonte, MG</w:t>
+        <w:t>EMC</w:t>
       </w:r>
-    </w:p>
-    <w:p>
       <w:r>
         <w:rPr>
           <w:b w:val="0"/>
         </w:rPr>
-        <w:t>Programador Sênior | jun/2019 – jan/2026</w:t>
+        <w:t xml:space="preserve"> — Programador Pleno | Belo Horizonte, MG | jan/2017 – jul/2018</w:t>
       </w:r>
     </w:p>
     <w:p>
@@ -299,171 +289,7 @@
         <w:rPr>
           <w:b w:val="0"/>
         </w:rPr>
-        <w:t>Desenvolvimento e sustentação dos sistemas web do banco em C# e .NET sobre o CMS Sitefinity, que sustentaram picos de mais de 10 mil aberturas de conta por dia durante a pandemia.</w:t>
-      </w:r>
-    </w:p>
-    <w:p>
-      <w:pPr>
-        <w:pStyle w:val="ListBullet"/>
-      </w:pPr>
-      <w:r>
-        <w:rPr>
-          <w:b w:val="0"/>
-        </w:rPr>
-        <w:t>Reconhecido como referência técnica do time de 6 desenvolvedores — vários com 10 anos de casa — após 1 ano na empresa: participação ativa nas decisões de arquitetura das soluções, apoio na resolução de problemas complexos e condução de code review.</w:t>
-      </w:r>
-    </w:p>
-    <w:p>
-      <w:pPr>
-        <w:pStyle w:val="ListBullet"/>
-      </w:pPr>
-      <w:r>
-        <w:rPr>
-          <w:b w:val="0"/>
-        </w:rPr>
-        <w:t>Responsável técnico pelos sistemas de afiliados e parceiros da instituição, com mais de 50 afiliados ativos, incluindo regras de comissionamento e integrações com sistemas internos.</w:t>
-      </w:r>
-    </w:p>
-    <w:p>
-      <w:pPr>
-        <w:pStyle w:val="ListBullet"/>
-      </w:pPr>
-      <w:r>
-        <w:rPr>
-          <w:b w:val="0"/>
-        </w:rPr>
-        <w:t>Construção de APIs REST e integrações entre as plataformas do banco.</w:t>
-      </w:r>
-    </w:p>
-    <w:p>
-      <w:pPr>
-        <w:pStyle w:val="ListBullet"/>
-      </w:pPr>
-      <w:r>
-        <w:rPr>
-          <w:b w:val="0"/>
-        </w:rPr>
-        <w:t>Atuação em ambiente regulado do setor financeiro — segurança, rastreabilidade e auditoria —, com comunicação diária em inglês com o time e as áreas de negócio no Canadá.</w:t>
-      </w:r>
-    </w:p>
-    <w:p>
-      <w:r>
-        <w:rPr>
-          <w:b/>
-        </w:rPr>
-        <w:t>Mereo — Belo Horizonte, MG</w:t>
-      </w:r>
-    </w:p>
-    <w:p>
-      <w:r>
-        <w:rPr>
-          <w:b w:val="0"/>
-        </w:rPr>
-        <w:t>Programador Sênior / Líder Técnico de Time | jul/2018 – jun/2019</w:t>
-      </w:r>
-    </w:p>
-    <w:p>
-      <w:pPr>
-        <w:pStyle w:val="ListBullet"/>
-      </w:pPr>
-      <w:r>
-        <w:rPr>
-          <w:b w:val="0"/>
-        </w:rPr>
-        <w:t>Liderança técnica de time de 3 desenvolvedores e 1 QA responsável pelo módulo de avaliação de desempenho da plataforma SaaS de gestão de RH.</w:t>
-      </w:r>
-    </w:p>
-    <w:p>
-      <w:pPr>
-        <w:pStyle w:val="ListBullet"/>
-      </w:pPr>
-      <w:r>
-        <w:rPr>
-          <w:b w:val="0"/>
-        </w:rPr>
-        <w:t>Desenvolvimento das funcionalidades de avaliação de colaboradores: matriz nine box e planos de sucessão para cargos-chave da organização.</w:t>
-      </w:r>
-    </w:p>
-    <w:p>
-      <w:pPr>
-        <w:pStyle w:val="ListBullet"/>
-      </w:pPr>
-      <w:r>
-        <w:rPr>
-          <w:b w:val="0"/>
-        </w:rPr>
-        <w:t>Plataforma em C# com ASP.NET e front-end em Angular 2, com APIs REST consumidas pela aplicação web.</w:t>
-      </w:r>
-    </w:p>
-    <w:p>
-      <w:pPr>
-        <w:pStyle w:val="ListBullet"/>
-      </w:pPr>
-      <w:r>
-        <w:rPr>
-          <w:b w:val="0"/>
-        </w:rPr>
-        <w:t>Modelagem e otimização de banco de dados SQL Server.</w:t>
-      </w:r>
-    </w:p>
-    <w:p>
-      <w:r>
-        <w:rPr>
-          <w:b/>
-        </w:rPr>
-        <w:t>EMC — Belo Horizonte, MG</w:t>
-      </w:r>
-    </w:p>
-    <w:p>
-      <w:r>
-        <w:rPr>
-          <w:b w:val="0"/>
-        </w:rPr>
-        <w:t>Programador Pleno | jan/2017 – jul/2018</w:t>
-      </w:r>
-    </w:p>
-    <w:p>
-      <w:pPr>
-        <w:pStyle w:val="ListBullet"/>
-      </w:pPr>
-      <w:r>
-        <w:rPr>
-          <w:b w:val="0"/>
-        </w:rPr>
-        <w:t>Construção, do zero, do ERP que passou a controlar a operação de uma empresa de mais de 100 funcionários, depois de tentativas frustradas de implantar ERPs de mercado.</w:t>
-      </w:r>
-    </w:p>
-    <w:p>
-      <w:pPr>
-        <w:pStyle w:val="ListBullet"/>
-      </w:pPr>
-      <w:r>
-        <w:rPr>
-          <w:b w:val="0"/>
-        </w:rPr>
-        <w:t>Responsável pela modelagem do domínio com Domain-Driven Design (DDD) e pelo desenho da arquitetura em camadas do sistema.</w:t>
-      </w:r>
-    </w:p>
-    <w:p>
-      <w:pPr>
-        <w:pStyle w:val="ListBullet"/>
-      </w:pPr>
-      <w:r>
-        <w:rPr>
-          <w:b w:val="0"/>
-        </w:rPr>
-        <w:t>Módulos de locação de equipamentos de informática — atividade-fim da empresa —, ordens de serviço, contratos, financeiro e SAC.</w:t>
-      </w:r>
-    </w:p>
-    <w:p>
-      <w:pPr>
-        <w:pStyle w:val="ListBullet"/>
-      </w:pPr>
-      <w:r>
-        <w:rPr>
-          <w:b w:val="0"/>
-        </w:rPr>
-        <w:t>Interface desktop em WPF para os usuários internos e Web Forms + WCF para os clientes externos.</w:t>
+        <w:t>ERP construído do zero, com DDD e arquitetura em camadas, que passou a controlar a operação de uma empresa de mais de 100 funcionários: locação de equipamentos, ordens de serviço, contratos e financeiro.</w:t>
       </w:r>
     </w:p>
     <w:p>
@@ -479,7 +305,21 @@
         <w:pStyle w:val="Heading2"/>
       </w:pPr>
       <w:r>
-        <w:t>FORMAÇÃO ACADÊMICA</w:t>
+        <w:t>FORMAÇÃO, CERTIFICAÇÕES E IDIOMAS</w:t>
+      </w:r>
+    </w:p>
+    <w:p>
+      <w:r>
+        <w:rPr>
+          <w:b/>
+        </w:rPr>
+        <w:t>Pós-graduação em Engenharia de Software em IA Aplicada</w:t>
+      </w:r>
+      <w:r>
+        <w:rPr>
+          <w:b w:val="0"/>
+        </w:rPr>
+        <w:t xml:space="preserve"> — UNIPDS | set/2026 – previsão 2027</w:t>
       </w:r>
     </w:p>
     <w:p>
@@ -493,7 +333,7 @@
         <w:rPr>
           <w:b w:val="0"/>
         </w:rPr>
-        <w:t xml:space="preserve"> — Faculdade Infórium de Tecnologia, Belo Horizonte, MG</w:t>
+        <w:t xml:space="preserve"> — Faculdade Infórium de Tecnologia | conclusão em 2009</w:t>
       </w:r>
     </w:p>
     <w:p>
@@ -501,83 +341,20 @@
         <w:rPr>
           <w:b w:val="0"/>
         </w:rPr>
-        <w:t>Conclusão: 2009</w:t>
+        <w:t>Exam 480: Programming in HTML5 with JavaScript and CSS3 — Microsoft | AZ-900: Azure Fundamentals — em preparação</w:t>
       </w:r>
     </w:p>
     <w:p>
-      <w:pPr>
-        <w:pStyle w:val="Heading2"/>
-      </w:pPr>
-      <w:r>
-        <w:t>CERTIFICAÇÕES E CURSOS</w:t>
-      </w:r>
-    </w:p>
-    <w:p>
-      <w:pPr>
-        <w:pStyle w:val="ListBullet"/>
-      </w:pPr>
       <w:r>
         <w:rPr>
           <w:b w:val="0"/>
         </w:rPr>
-        <w:t>Exam 480: Programming in HTML5 with JavaScript and CSS3 — Microsoft</w:t>
-      </w:r>
-    </w:p>
-    <w:p>
-      <w:pPr>
-        <w:pStyle w:val="ListBullet"/>
-      </w:pPr>
-      <w:r>
-        <w:rPr>
-          <w:b w:val="0"/>
-        </w:rPr>
-        <w:t>AZ-900: Microsoft Azure Fundamentals — em preparação</w:t>
-      </w:r>
-    </w:p>
-    <w:p>
-      <w:pPr>
-        <w:pStyle w:val="ListBullet"/>
-      </w:pPr>
-      <w:r>
-        <w:rPr>
-          <w:b w:val="0"/>
-        </w:rPr>
-        <w:t>PHP — curso de desenvolvimento web</w:t>
-      </w:r>
-    </w:p>
-    <w:p>
-      <w:pPr>
-        <w:pStyle w:val="Heading2"/>
-      </w:pPr>
-      <w:r>
-        <w:t>IDIOMAS</w:t>
-      </w:r>
-    </w:p>
-    <w:p>
-      <w:pPr>
-        <w:pStyle w:val="ListBullet"/>
-      </w:pPr>
-      <w:r>
-        <w:rPr>
-          <w:b w:val="0"/>
-        </w:rPr>
-        <w:t>Português: nativo</w:t>
-      </w:r>
-    </w:p>
-    <w:p>
-      <w:pPr>
-        <w:pStyle w:val="ListBullet"/>
-      </w:pPr>
-      <w:r>
-        <w:rPr>
-          <w:b w:val="0"/>
-        </w:rPr>
-        <w:t>Inglês: avançado (reuniões, code review e documentação técnica)</w:t>
+        <w:t>Português nativo | Inglês avançado — reuniões, code review e documentação técnica</w:t>
       </w:r>
     </w:p>
     <w:sectPr>
       <w:pgSz w:w="12240" w:h="15840"/>
-      <w:pgMar w:top="737" w:right="1020" w:bottom="737" w:left="1020" w:header="720" w:footer="720" w:gutter="0"/>
+      <w:pgMar w:top="624" w:right="907" w:bottom="624" w:left="907" w:header="720" w:footer="720" w:gutter="0"/>
       <w:cols w:space="720"/>
       <w:docGrid w:linePitch="360"/>
     </w:sectPr>
@@ -949,7 +726,7 @@
     <w:qFormat/>
     <w:rsid w:val="00FC693F"/>
     <w:pPr>
-      <w:spacing w:after="50" w:before="0"/>
+      <w:spacing w:after="30" w:line="233" w:lineRule="auto" w:before="0"/>
     </w:pPr>
     <w:rPr>
       <w:rFonts w:ascii="Calibri" w:hAnsi="Calibri"/>
@@ -1035,7 +812,7 @@
     <w:pPr>
       <w:keepNext/>
       <w:keepLines/>
-      <w:spacing w:before="140" w:after="40"/>
+      <w:spacing w:before="100" w:after="40"/>
       <w:outlineLvl w:val="1"/>
     </w:pPr>
     <w:rPr>

--- a/cv/pt-br/Rafael Veneroso Morici - Curriculo.docx
+++ b/cv/pt-br/Rafael Veneroso Morici - Curriculo.docx
@@ -16,7 +16,7 @@
         <w:rPr>
           <w:b w:val="0"/>
         </w:rPr>
-        <w:t>Desenvolvedor de Software Sênior | .NET · C# · Azure · IA Aplicada</w:t>
+        <w:t>Engenheiro de Software Sênior | .NET · C# · Azure · IA Aplicada</w:t>
       </w:r>
     </w:p>
     <w:p>
@@ -48,7 +48,7 @@
         <w:rPr>
           <w:b w:val="0"/>
         </w:rPr>
-        <w:t>Mais de 15 anos construindo sistemas corporativos em C# e .NET de ponta a ponta — do modelo de domínio à produção — em ERP, banco, gestão de pessoas e, hoje, cálculo de emissão de carbono. Referência técnica de time e ex-líder técnico de squad. Aplico agentes de IA no ciclo de desenvolvimento e curso pós-graduação em Engenharia de Software em IA Aplicada. Inglês avançado, em time distribuído com cliente internacional.</w:t>
+        <w:t>Mais de 15 anos construindo sistemas corporativos em C# e .NET de ponta a ponta — do modelo de domínio à produção — em ERP, banco, gestão de pessoas, cálculo de emissão de carbono e, hoje, saúde (odontologia). Referência técnica de time e ex-líder técnico de squad. Aplico agentes de IA no ciclo de desenvolvimento e curso pós-graduação em Engenharia de Software em IA Aplicada. Inglês avançado, em time distribuído com cliente internacional.</w:t>
       </w:r>
     </w:p>
     <w:p>
@@ -70,7 +70,7 @@
         <w:rPr>
           <w:b w:val="0"/>
         </w:rPr>
-        <w:t xml:space="preserve"> C#, .NET 10, ASP.NET Core MVC, Web API REST, Blazor, Entity Framework Core, WPF, WCF, Python, JavaScript, Angular</w:t>
+        <w:t xml:space="preserve"> C#, .NET 10, ASP.NET Core MVC, Web API REST, Blazor, Entity Framework Core, WPF, WCF, Python, JavaScript, TypeScript, Next.js, Angular</w:t>
       </w:r>
     </w:p>
     <w:p>
@@ -98,7 +98,7 @@
         <w:rPr>
           <w:b w:val="0"/>
         </w:rPr>
-        <w:t xml:space="preserve"> Azure, Google Cloud, Docker, GitHub Actions, Jenkins, CI/CD, Git, Nginx, Linux · SQL Server, PostgreSQL, MySQL, T-SQL</w:t>
+        <w:t xml:space="preserve"> Azure, Google Cloud, Docker, GitHub Actions, Jenkins, CI/CD, Git, Nginx, Linux, WSL · SQL Server, PostgreSQL, MySQL, T-SQL</w:t>
       </w:r>
     </w:p>
     <w:p>
@@ -112,7 +112,7 @@
         <w:rPr>
           <w:b w:val="0"/>
         </w:rPr>
-        <w:t xml:space="preserve"> agentes de IA (Claude Code, GitHub Copilot) no ciclo de desenvolvimento, LLMs, RAG, Model Context Protocol (MCP)</w:t>
+        <w:t xml:space="preserve"> agentes de IA (Claude Code, GitHub Copilot) no ciclo de desenvolvimento, engenharia de harness, LLMs, RAG, Model Context Protocol (MCP)</w:t>
       </w:r>
     </w:p>
     <w:p>
@@ -134,7 +134,7 @@
         <w:rPr>
           <w:b w:val="0"/>
         </w:rPr>
-        <w:t xml:space="preserve"> — Desenvolvedor Sênior, alocado no cliente UL Solutions | remoto | jun/2026 – atual</w:t>
+        <w:t xml:space="preserve"> — Engenheiro de Software Sênior | remoto | jun/2026 – atual</w:t>
       </w:r>
     </w:p>
     <w:p>
@@ -145,7 +145,7 @@
         <w:rPr>
           <w:b w:val="0"/>
         </w:rPr>
-        <w:t>Nova plataforma de cálculo de emissão de gases de efeito estufa em C# e .NET com APIs REST, substituindo o legado que atende os grandes clientes da UL Solutions; modelagem do banco (SQL Server, PostgreSQL) e serviços em Azure.</w:t>
+        <w:t>Cliente Practice Tek (set/2026 – atual), software de saúde: sistema para clínicas odontológicas em C#, .NET, TypeScript e Next.js, com SQL Server e Azure; engenharia de harness para agentes de IA (Claude Code) que automatiza o processo inteiro, do código ao CI.</w:t>
       </w:r>
     </w:p>
     <w:p>
@@ -156,7 +156,7 @@
         <w:rPr>
           <w:b w:val="0"/>
         </w:rPr>
-        <w:t>Seis skills de IA (Claude Code) que geram entidades, repositórios, controllers e testes a partir do modelo, validam o modelo contra os scripts SQL e apoiam conflitos de merge — aprendendo a cada execução.</w:t>
+        <w:t>Cliente UL Solutions (jun – ago/2026): nova plataforma de cálculo de emissão de carbono em C# e .NET, substituindo o legado; seis skills de IA (Claude Code) que geram entidades, repositórios, controllers e testes a partir do modelo e o validam contra os scripts SQL.</w:t>
       </w:r>
     </w:p>
     <w:p>

--- a/cv/pt-br/Rafael Veneroso Morici - Curriculo.docx
+++ b/cv/pt-br/Rafael Veneroso Morici - Curriculo.docx
@@ -98,7 +98,7 @@
         <w:rPr>
           <w:b w:val="0"/>
         </w:rPr>
-        <w:t xml:space="preserve"> Azure, Google Cloud, Docker, GitHub Actions, Jenkins, CI/CD, Git, Nginx, Linux, WSL · SQL Server, PostgreSQL, MySQL, T-SQL</w:t>
+        <w:t xml:space="preserve"> Azure, AWS, Google Cloud, Docker, GitHub Actions, Jenkins, CI/CD, Git, Nginx, Linux, WSL · SQL Server, PostgreSQL, MySQL, T-SQL</w:t>
       </w:r>
     </w:p>
     <w:p>
@@ -145,7 +145,7 @@
         <w:rPr>
           <w:b w:val="0"/>
         </w:rPr>
-        <w:t>Cliente Practice Tek (set/2026 – atual), software de saúde: sistema para clínicas odontológicas em C#, .NET, TypeScript e Next.js, com SQL Server e Azure; engenharia de harness para agentes de IA (Claude Code) que automatiza o processo inteiro, do código ao CI.</w:t>
+        <w:t>Cliente Practice Tek (set/2026 – atual), software de saúde: sistema para clínicas odontológicas em C#, .NET, TypeScript e Next.js, com SQL Server e AWS; engenharia de harness para agentes de IA (Claude Code) que automatiza o processo inteiro, do código ao CI.</w:t>
       </w:r>
     </w:p>
     <w:p>

--- a/cv/pt-br/Rafael Veneroso Morici - Curriculo.docx
+++ b/cv/pt-br/Rafael Veneroso Morici - Curriculo.docx
@@ -206,7 +206,7 @@
         <w:rPr>
           <w:b w:val="0"/>
         </w:rPr>
-        <w:t xml:space="preserve"> — Programador Sênior | Belo Horizonte, MG | jun/2019 – jan/2026</w:t>
+        <w:t xml:space="preserve"> — Programador Sênior | Belo Horizonte, MG | jun/2020 – jan/2026</w:t>
       </w:r>
     </w:p>
     <w:p>
@@ -253,7 +253,7 @@
         <w:rPr>
           <w:b w:val="0"/>
         </w:rPr>
-        <w:t xml:space="preserve"> — Programador Sênior / Líder Técnico | Belo Horizonte, MG | jul/2018 – jun/2019</w:t>
+        <w:t xml:space="preserve"> — Programador Sênior / Líder Técnico | Belo Horizonte, MG | jul/2018 – jun/2020</w:t>
       </w:r>
     </w:p>
     <w:p>

--- a/cv/pt-br/Rafael Veneroso Morici - Curriculo.docx
+++ b/cv/pt-br/Rafael Veneroso Morici - Curriculo.docx
@@ -228,7 +228,7 @@
         <w:rPr>
           <w:b w:val="0"/>
         </w:rPr>
-        <w:t>Referência técnica do time de 6 desenvolvedores após 1 ano de casa: decisões de arquitetura, apoio em problemas complexos e condução de code review.</w:t>
+        <w:t>Referência técnica do time desde o primeiro ano: participação nas decisões de arquitetura, apoio em problemas complexos e condução de code review.</w:t>
       </w:r>
     </w:p>
     <w:p>

--- a/cv/pt-br/Rafael Veneroso Morici - Curriculo.docx
+++ b/cv/pt-br/Rafael Veneroso Morici - Curriculo.docx
@@ -145,7 +145,7 @@
         <w:rPr>
           <w:b w:val="0"/>
         </w:rPr>
-        <w:t>Cliente Practice Tek (set/2026 – atual), software de saúde: sistema para clínicas odontológicas em C#, .NET, TypeScript e Next.js, com SQL Server e AWS; engenharia de harness para agentes de IA (Claude Code) que automatiza o processo inteiro, do código ao CI.</w:t>
+        <w:t>Cliente Practice Tek (set/2026 – atual), software de saúde: sistema para clínicas odontológicas em C#, .NET, TypeScript e Next.js, com SQL Server e AWS, num processo conduzido por agentes de IA (Claude Code); melhorei a skill que grava os testes E2E, que agora destaca o campo em teste e narra cada passo.</w:t>
       </w:r>
     </w:p>
     <w:p>

--- a/cv/pt-br/Rafael Veneroso Morici - Curriculo.docx
+++ b/cv/pt-br/Rafael Veneroso Morici - Curriculo.docx
@@ -134,7 +134,7 @@
         <w:rPr>
           <w:b w:val="0"/>
         </w:rPr>
-        <w:t xml:space="preserve"> — Engenheiro de Software Sênior | remoto | jun/2026 – atual</w:t>
+        <w:t xml:space="preserve"> — Especialista em Desenvolvimento Full Stack | remoto | jun/2026 – atual</w:t>
       </w:r>
     </w:p>
     <w:p>
@@ -206,7 +206,7 @@
         <w:rPr>
           <w:b w:val="0"/>
         </w:rPr>
-        <w:t xml:space="preserve"> — Programador Sênior | Belo Horizonte, MG | jun/2020 – jan/2026</w:t>
+        <w:t xml:space="preserve"> — Desenvolvedor Full Stack Sênior | Belo Horizonte, MG | jun/2020 – jan/2026</w:t>
       </w:r>
     </w:p>
     <w:p>
@@ -253,7 +253,7 @@
         <w:rPr>
           <w:b w:val="0"/>
         </w:rPr>
-        <w:t xml:space="preserve"> — Programador Sênior / Líder Técnico | Belo Horizonte, MG | jul/2018 – jun/2020</w:t>
+        <w:t xml:space="preserve"> — Desenvolvedor de Software Sênior | Belo Horizonte, MG | jul/2019 – jun/2020</w:t>
       </w:r>
     </w:p>
     <w:p>
@@ -278,7 +278,7 @@
         <w:rPr>
           <w:b w:val="0"/>
         </w:rPr>
-        <w:t xml:space="preserve"> — Programador Pleno | Belo Horizonte, MG | jan/2017 – jul/2018</w:t>
+        <w:t xml:space="preserve"> — Programador Pleno | Belo Horizonte, MG | jan/2017 – jul/2019</w:t>
       </w:r>
     </w:p>
     <w:p>

--- a/cv/pt-br/Rafael Veneroso Morici - Curriculo.docx
+++ b/cv/pt-br/Rafael Veneroso Morici - Curriculo.docx
@@ -206,7 +206,7 @@
         <w:rPr>
           <w:b w:val="0"/>
         </w:rPr>
-        <w:t xml:space="preserve"> — Desenvolvedor Full Stack Sênior | Belo Horizonte, MG | jun/2020 – jan/2026</w:t>
+        <w:t xml:space="preserve"> — Desenvolvedor Full Stack, promovido a Sênior em 2023 | Belo Horizonte, MG | jun/2020 – jan/2026</w:t>
       </w:r>
     </w:p>
     <w:p>
